--- a/public/wzory/SWA_B-02_Arkusz_Diagnozy_Kompleksowej_szablon.docx
+++ b/public/wzory/SWA_B-02_Arkusz_Diagnozy_Kompleksowej_szablon.docx
@@ -354,7 +354,7 @@
                 <w:sz w:val="20"/>
                 <w:szCs w:val="20"/>
               </w:rPr>
-              <w:t xml:space="preserve"/>
+              <w:t>{{data_dzis}}</w:t>
             </w:r>
           </w:p>
         </w:tc>
@@ -5259,41 +5259,74 @@
     </w:p>
     <w:p>
       <w:pPr>
-        <w:spacing w:after="60" w:before="0"/>
+        <w:spacing w:after="80" w:before="0"/>
       </w:pPr>
       <w:r>
         <w:rPr>
           <w:rFonts w:ascii="Arial" w:hAnsi="Arial" w:cs="Arial"/>
           <w:sz w:val="20"/>
           <w:szCs w:val="20"/>
+          <w:b/>
+          <w:bCs/>
         </w:rPr>
-        <w:t xml:space="preserve">   1) Rozumienie i tworzenie informacji</w:t>
+        <w:t xml:space="preserve">   1) </w:t>
+      </w:r>
+      <w:r>
+        <w:rPr>
+          <w:rFonts w:ascii="Arial" w:hAnsi="Arial" w:cs="Arial"/>
+          <w:sz w:val="20"/>
+          <w:szCs w:val="20"/>
+          <w:color w:val="AAAAAA"/>
+        </w:rPr>
+        <w:t xml:space="preserve">......................................................................</w:t>
       </w:r>
     </w:p>
     <w:p>
       <w:pPr>
-        <w:spacing w:after="60" w:before="0"/>
+        <w:spacing w:after="80" w:before="0"/>
       </w:pPr>
       <w:r>
         <w:rPr>
           <w:rFonts w:ascii="Arial" w:hAnsi="Arial" w:cs="Arial"/>
           <w:sz w:val="20"/>
           <w:szCs w:val="20"/>
+          <w:b/>
+          <w:bCs/>
         </w:rPr>
-        <w:t xml:space="preserve">   2) Rozumowanie matematyczne</w:t>
+        <w:t xml:space="preserve">   2) </w:t>
+      </w:r>
+      <w:r>
+        <w:rPr>
+          <w:rFonts w:ascii="Arial" w:hAnsi="Arial" w:cs="Arial"/>
+          <w:sz w:val="20"/>
+          <w:szCs w:val="20"/>
+          <w:color w:val="AAAAAA"/>
+        </w:rPr>
+        <w:t xml:space="preserve">......................................................................</w:t>
       </w:r>
     </w:p>
     <w:p>
       <w:pPr>
-        <w:spacing w:after="60" w:before="0"/>
+        <w:spacing w:after="80" w:before="0"/>
       </w:pPr>
       <w:r>
         <w:rPr>
           <w:rFonts w:ascii="Arial" w:hAnsi="Arial" w:cs="Arial"/>
           <w:sz w:val="20"/>
           <w:szCs w:val="20"/>
+          <w:b/>
+          <w:bCs/>
         </w:rPr>
-        <w:t xml:space="preserve">   3) Umiejętności cyfrowe</w:t>
+        <w:t xml:space="preserve">   3) </w:t>
+      </w:r>
+      <w:r>
+        <w:rPr>
+          <w:rFonts w:ascii="Arial" w:hAnsi="Arial" w:cs="Arial"/>
+          <w:sz w:val="20"/>
+          <w:szCs w:val="20"/>
+          <w:color w:val="AAAAAA"/>
+        </w:rPr>
+        <w:t xml:space="preserve">......................................................................</w:t>
       </w:r>
     </w:p>
     <w:p>
@@ -5326,7 +5359,7 @@
           <w:sz w:val="20"/>
           <w:szCs w:val="20"/>
         </w:rPr>
-        <w:t xml:space="preserve">☑  </w:t>
+        <w:t xml:space="preserve">☐  </w:t>
       </w:r>
       <w:r>
         <w:rPr>
@@ -5347,7 +5380,7 @@
           <w:sz w:val="20"/>
           <w:szCs w:val="20"/>
         </w:rPr>
-        <w:t xml:space="preserve">☑  </w:t>
+        <w:t xml:space="preserve">☐  </w:t>
       </w:r>
       <w:r>
         <w:rPr>
@@ -5368,7 +5401,7 @@
           <w:sz w:val="20"/>
           <w:szCs w:val="20"/>
         </w:rPr>
-        <w:t xml:space="preserve">☑  </w:t>
+        <w:t xml:space="preserve">☐  </w:t>
       </w:r>
       <w:r>
         <w:rPr>
@@ -5389,7 +5422,7 @@
           <w:sz w:val="20"/>
           <w:szCs w:val="20"/>
         </w:rPr>
-        <w:t xml:space="preserve">☑  </w:t>
+        <w:t xml:space="preserve">☐  </w:t>
       </w:r>
       <w:r>
         <w:rPr>
@@ -5410,7 +5443,7 @@
           <w:sz w:val="20"/>
           <w:szCs w:val="20"/>
         </w:rPr>
-        <w:t xml:space="preserve">☑  </w:t>
+        <w:t xml:space="preserve">☐  </w:t>
       </w:r>
       <w:r>
         <w:rPr>
@@ -5436,17 +5469,7 @@
           <w:sz w:val="20"/>
           <w:szCs w:val="20"/>
         </w:rPr>
-        <w:t xml:space="preserve">3. Rekomendowana liczba godzin wsparcia indywidualnego: </w:t>
-      </w:r>
-      <w:r>
-        <w:rPr>
-          <w:rFonts w:ascii="Arial" w:hAnsi="Arial" w:cs="Arial"/>
-          <w:sz w:val="20"/>
-          <w:szCs w:val="20"/>
-          <w:b/>
-          <w:bCs/>
-        </w:rPr>
-        <w:t xml:space="preserve">łącznie 10h</w:t>
+        <w:t xml:space="preserve">3. Rekomendowana liczba godzin wsparcia indywidualnego: ...................</w:t>
       </w:r>
     </w:p>
     <w:p>
@@ -5471,28 +5494,98 @@
     </w:p>
     <w:p>
       <w:pPr>
-        <w:spacing w:after="60" w:before="0"/>
+        <w:spacing w:after="80" w:before="0"/>
       </w:pPr>
       <w:r>
         <w:rPr>
           <w:rFonts w:ascii="Arial" w:hAnsi="Arial" w:cs="Arial"/>
           <w:sz w:val="20"/>
           <w:szCs w:val="20"/>
+          <w:b/>
+          <w:bCs/>
         </w:rPr>
-        <w:t xml:space="preserve">Stosować materiały w przystępnej formie — duża czcionka, ilustracje.</w:t>
+        <w:t xml:space="preserve"> </w:t>
+      </w:r>
+      <w:r>
+        <w:rPr>
+          <w:rFonts w:ascii="Arial" w:hAnsi="Arial" w:cs="Arial"/>
+          <w:sz w:val="20"/>
+          <w:szCs w:val="20"/>
+          <w:color w:val="AAAAAA"/>
+        </w:rPr>
+        <w:t xml:space="preserve">................................................................................</w:t>
       </w:r>
     </w:p>
     <w:p>
       <w:pPr>
-        <w:spacing w:after="60" w:before="0"/>
+        <w:spacing w:after="80" w:before="0"/>
       </w:pPr>
       <w:r>
         <w:rPr>
           <w:rFonts w:ascii="Arial" w:hAnsi="Arial" w:cs="Arial"/>
           <w:sz w:val="20"/>
           <w:szCs w:val="20"/>
+          <w:b/>
+          <w:bCs/>
         </w:rPr>
-        <w:t xml:space="preserve">Wykorzystać wsparcie mentora do utrwalania umiejętności.</w:t>
+        <w:t xml:space="preserve"> </w:t>
+      </w:r>
+      <w:r>
+        <w:rPr>
+          <w:rFonts w:ascii="Arial" w:hAnsi="Arial" w:cs="Arial"/>
+          <w:sz w:val="20"/>
+          <w:szCs w:val="20"/>
+          <w:color w:val="AAAAAA"/>
+        </w:rPr>
+        <w:t xml:space="preserve">................................................................................</w:t>
+      </w:r>
+    </w:p>
+    <w:p>
+      <w:pPr>
+        <w:spacing w:after="80" w:before="0"/>
+      </w:pPr>
+      <w:r>
+        <w:rPr>
+          <w:rFonts w:ascii="Arial" w:hAnsi="Arial" w:cs="Arial"/>
+          <w:sz w:val="20"/>
+          <w:szCs w:val="20"/>
+          <w:b/>
+          <w:bCs/>
+        </w:rPr>
+        <w:t xml:space="preserve"> </w:t>
+      </w:r>
+      <w:r>
+        <w:rPr>
+          <w:rFonts w:ascii="Arial" w:hAnsi="Arial" w:cs="Arial"/>
+          <w:sz w:val="20"/>
+          <w:szCs w:val="20"/>
+          <w:color w:val="AAAAAA"/>
+        </w:rPr>
+        <w:t xml:space="preserve">................................................................................</w:t>
+      </w:r>
+    </w:p>
+    <w:p>
+      <w:pPr>
+        <w:spacing w:after="80" w:before="0"/>
+      </w:pPr>
+      <w:r>
+        <w:rPr>
+          <w:rFonts w:ascii="Arial" w:hAnsi="Arial" w:cs="Arial"/>
+          <w:sz w:val="20"/>
+          <w:szCs w:val="20"/>
+          <w:b/>
+          <w:bCs/>
+        </w:rPr>
+        <w:t xml:space="preserve"> </w:t>
+      </w:r>
+      <w:r>
+        <w:rPr>
+          <w:rFonts w:ascii="Arial" w:hAnsi="Arial" w:cs="Arial"/>
+          <w:sz w:val="20"/>
+          <w:szCs w:val="20"/>
+          <w:color w:val="AAAAAA"/>
+        </w:rPr>
+        <w:t xml:space="preserve">................................................................................</w:t>
       </w:r>
     </w:p>
     <w:p>
@@ -5517,15 +5610,74 @@
     </w:p>
     <w:p>
       <w:pPr>
-        <w:spacing w:after="60" w:before="0"/>
+        <w:spacing w:after="80" w:before="0"/>
       </w:pPr>
       <w:r>
         <w:rPr>
           <w:rFonts w:ascii="Arial" w:hAnsi="Arial" w:cs="Arial"/>
           <w:sz w:val="20"/>
           <w:szCs w:val="20"/>
+          <w:b/>
+          <w:bCs/>
         </w:rPr>
-        <w:t xml:space="preserve">Priorytet: e-recepta i wizyty lekarskie.</w:t>
+        <w:t xml:space="preserve"> </w:t>
+      </w:r>
+      <w:r>
+        <w:rPr>
+          <w:rFonts w:ascii="Arial" w:hAnsi="Arial" w:cs="Arial"/>
+          <w:sz w:val="20"/>
+          <w:szCs w:val="20"/>
+          <w:color w:val="AAAAAA"/>
+        </w:rPr>
+        <w:t xml:space="preserve">................................................................................</w:t>
+      </w:r>
+    </w:p>
+    <w:p>
+      <w:pPr>
+        <w:spacing w:after="80" w:before="0"/>
+      </w:pPr>
+      <w:r>
+        <w:rPr>
+          <w:rFonts w:ascii="Arial" w:hAnsi="Arial" w:cs="Arial"/>
+          <w:sz w:val="20"/>
+          <w:szCs w:val="20"/>
+          <w:b/>
+          <w:bCs/>
+        </w:rPr>
+        <w:t xml:space="preserve"> </w:t>
+      </w:r>
+      <w:r>
+        <w:rPr>
+          <w:rFonts w:ascii="Arial" w:hAnsi="Arial" w:cs="Arial"/>
+          <w:sz w:val="20"/>
+          <w:szCs w:val="20"/>
+          <w:color w:val="AAAAAA"/>
+        </w:rPr>
+        <w:t xml:space="preserve">................................................................................</w:t>
+      </w:r>
+    </w:p>
+    <w:p>
+      <w:pPr>
+        <w:spacing w:after="80" w:before="0"/>
+      </w:pPr>
+      <w:r>
+        <w:rPr>
+          <w:rFonts w:ascii="Arial" w:hAnsi="Arial" w:cs="Arial"/>
+          <w:sz w:val="20"/>
+          <w:szCs w:val="20"/>
+          <w:b/>
+          <w:bCs/>
+        </w:rPr>
+        <w:t xml:space="preserve"> </w:t>
+      </w:r>
+      <w:r>
+        <w:rPr>
+          <w:rFonts w:ascii="Arial" w:hAnsi="Arial" w:cs="Arial"/>
+          <w:sz w:val="20"/>
+          <w:szCs w:val="20"/>
+          <w:color w:val="AAAAAA"/>
+        </w:rPr>
+        <w:t xml:space="preserve">................................................................................</w:t>
       </w:r>
     </w:p>
     <w:p>

--- a/public/wzory/SWA_B-02_Arkusz_Diagnozy_Kompleksowej_szablon.docx
+++ b/public/wzory/SWA_B-02_Arkusz_Diagnozy_Kompleksowej_szablon.docx
@@ -225,71 +225,6 @@
                 <w:szCs w:val="20"/>
               </w:rPr>
               <w:t>{{pesel}}</w:t>
-            </w:r>
-          </w:p>
-        </w:tc>
-      </w:tr>
-      <w:tr>
-        <w:tc>
-          <w:tcPr>
-            <w:tcW w:w="3000" w:type="dxa"/>
-            <w:tcBorders>
-              <w:top w:val="single" w:sz="4" w:space="0" w:color="999999"/>
-              <w:left w:val="single" w:sz="4" w:space="0" w:color="999999"/>
-              <w:bottom w:val="single" w:sz="4" w:space="0" w:color="999999"/>
-              <w:right w:val="single" w:sz="4" w:space="0" w:color="999999"/>
-            </w:tcBorders>
-            <w:shd w:val="clear" w:color="auto" w:fill="F2F2F2"/>
-            <w:tcMar>
-              <w:top w:w="60" w:type="dxa"/>
-              <w:left w:w="100" w:type="dxa"/>
-              <w:bottom w:w="60" w:type="dxa"/>
-              <w:right w:w="100" w:type="dxa"/>
-            </w:tcMar>
-          </w:tcPr>
-          <w:p>
-            <w:pPr>
-              <w:spacing w:after="40" w:before="0"/>
-            </w:pPr>
-            <w:r>
-              <w:rPr>
-                <w:rFonts w:ascii="Arial" w:hAnsi="Arial" w:cs="Arial"/>
-                <w:sz w:val="20"/>
-                <w:szCs w:val="20"/>
-                <w:b/>
-                <w:bCs/>
-              </w:rPr>
-              <w:t xml:space="preserve">Numer w rejestrze</w:t>
-            </w:r>
-          </w:p>
-        </w:tc>
-        <w:tc>
-          <w:tcPr>
-            <w:tcW w:w="6072" w:type="dxa"/>
-            <w:tcBorders>
-              <w:top w:val="single" w:sz="4" w:space="0" w:color="999999"/>
-              <w:left w:val="single" w:sz="4" w:space="0" w:color="999999"/>
-              <w:bottom w:val="single" w:sz="4" w:space="0" w:color="999999"/>
-              <w:right w:val="single" w:sz="4" w:space="0" w:color="999999"/>
-            </w:tcBorders>
-            <w:tcMar>
-              <w:top w:w="60" w:type="dxa"/>
-              <w:left w:w="100" w:type="dxa"/>
-              <w:bottom w:w="60" w:type="dxa"/>
-              <w:right w:w="100" w:type="dxa"/>
-            </w:tcMar>
-          </w:tcPr>
-          <w:p>
-            <w:pPr>
-              <w:spacing w:after="40" w:before="0"/>
-            </w:pPr>
-            <w:r>
-              <w:rPr>
-                <w:rFonts w:ascii="Arial" w:hAnsi="Arial" w:cs="Arial"/>
-                <w:sz w:val="20"/>
-                <w:szCs w:val="20"/>
-              </w:rPr>
-              <w:t xml:space="preserve"/>
             </w:r>
           </w:p>
         </w:tc>
